--- a/data/niveles/Reportes/Archivo/Reporte_Niveles_Hidrometricos_2026-10-09_1600.docx
+++ b/data/niveles/Reportes/Archivo/Reporte_Niveles_Hidrometricos_2026-10-09_1600.docx
@@ -3909,7 +3909,7 @@
                 <w:b w:val="0"/>
                 <w:sz w:val="14"/>
               </w:rPr>
-              <w:t>+0.36</w:t>
+              <w:t>+0.33</w:t>
             </w:r>
           </w:p>
         </w:tc>
@@ -3924,7 +3924,7 @@
                 <w:b w:val="0"/>
                 <w:sz w:val="14"/>
               </w:rPr>
-              <w:t>+0.70</w:t>
+              <w:t>+0.66</w:t>
             </w:r>
           </w:p>
         </w:tc>
@@ -3939,7 +3939,7 @@
                 <w:b w:val="0"/>
                 <w:sz w:val="14"/>
               </w:rPr>
-              <w:t>+0.93</w:t>
+              <w:t>+0.94</w:t>
             </w:r>
           </w:p>
         </w:tc>
@@ -4397,7 +4397,7 @@
                 <w:b w:val="0"/>
                 <w:sz w:val="14"/>
               </w:rPr>
-              <w:t>+0.89</w:t>
+              <w:t>+0.82</w:t>
             </w:r>
           </w:p>
         </w:tc>
@@ -4412,7 +4412,7 @@
                 <w:b w:val="0"/>
                 <w:sz w:val="14"/>
               </w:rPr>
-              <w:t>+1.83</w:t>
+              <w:t>+1.72</w:t>
             </w:r>
           </w:p>
         </w:tc>
@@ -4427,7 +4427,7 @@
                 <w:b w:val="0"/>
                 <w:sz w:val="14"/>
               </w:rPr>
-              <w:t>+2.05</w:t>
+              <w:t>+2.06</w:t>
             </w:r>
           </w:p>
         </w:tc>
